--- a/Files/01 - Bereshis/09 - Vayaishev/5785/Vayaishev 5785.docx
+++ b/Files/01 - Bereshis/09 - Vayaishev/5785/Vayaishev 5785.docx
@@ -602,7 +602,7 @@
         <w:rPr>
           <w:rFonts w:ascii="Times New Roman" w:hAnsi="Times New Roman" w:cs="Times New Roman"/>
         </w:rPr>
-        <w:t>. The</w:t>
+        <w:t xml:space="preserve">. The </w:t>
       </w:r>
       <w:r>
         <w:rPr>
